--- a/Metric Calculation.docx
+++ b/Metric Calculation.docx
@@ -838,6 +838,10 @@
     </w:p>
     <w:p>
       <w:pPr>
+        <w:numPr>
+          <w:ilvl w:val="0"/>
+          <w:numId w:val="59"/>
+        </w:numPr>
         <w:rPr>
           <w:b/>
           <w:bCs/>
@@ -852,378 +856,238 @@
           <w:sz w:val="28"/>
           <w:szCs w:val="28"/>
         </w:rPr>
-        <w:t>2</w:t>
-      </w:r>
-      <w:r>
-        <w:rPr>
-          <w:b/>
-          <w:bCs/>
-          <w:sz w:val="28"/>
-          <w:szCs w:val="28"/>
-        </w:rPr>
-        <w:t>. On-Page SEO</w:t>
-      </w:r>
-    </w:p>
-    <w:p>
-      <w:r>
-        <w:rPr>
-          <w:b/>
-          <w:bCs/>
-        </w:rPr>
-        <w:t>Overall Score:</w:t>
-      </w:r>
-      <w:r>
-        <w:t> Calculated based on the integrity of 21 checkpoints.</w:t>
-      </w:r>
-    </w:p>
-    <w:p>
-      <w:pPr>
-        <w:pStyle w:val="ListParagraph"/>
-        <w:numPr>
-          <w:ilvl w:val="0"/>
-          <w:numId w:val="53"/>
-        </w:numPr>
-        <w:rPr>
-          <w:b/>
-          <w:bCs/>
-        </w:rPr>
-      </w:pPr>
-      <w:r>
-        <w:rPr>
-          <w:b/>
-          <w:bCs/>
-        </w:rPr>
-        <w:t>Essentials</w:t>
-      </w:r>
-    </w:p>
-    <w:p>
-      <w:pPr>
-        <w:numPr>
-          <w:ilvl w:val="0"/>
-          <w:numId w:val="54"/>
-        </w:numPr>
-      </w:pPr>
-      <w:r>
-        <w:rPr>
-          <w:b/>
-          <w:bCs/>
-        </w:rPr>
-        <w:t>Title Tag:</w:t>
-      </w:r>
-      <w:r>
-        <w:t> Exists, unique, 30-60 chars.</w:t>
-      </w:r>
-    </w:p>
-    <w:p>
-      <w:pPr>
-        <w:numPr>
-          <w:ilvl w:val="0"/>
-          <w:numId w:val="54"/>
-        </w:numPr>
-      </w:pPr>
+        <w:t xml:space="preserve">On-Page SEO </w:t>
+      </w:r>
+    </w:p>
+    <w:p>
+      <w:pPr>
+        <w:ind w:left="720"/>
+      </w:pPr>
+      <w:r>
+        <w:rPr>
+          <w:b/>
+          <w:bCs/>
+        </w:rPr>
+        <w:t>Overall Score</w:t>
+      </w:r>
+      <w:r>
+        <w:t>: Calculated based on the weighted integrity of 14 checkpoints.</w:t>
+      </w:r>
+    </w:p>
+    <w:p>
+      <w:pPr>
+        <w:rPr>
+          <w:b/>
+          <w:bCs/>
+        </w:rPr>
+      </w:pPr>
+      <w:r>
+        <w:rPr>
+          <w:b/>
+          <w:bCs/>
+        </w:rPr>
+        <w:t xml:space="preserve">I. Essentials </w:t>
+      </w:r>
+    </w:p>
+    <w:p>
+      <w:r>
+        <w:rPr>
+          <w:b/>
+          <w:bCs/>
+        </w:rPr>
+        <w:t>a. Title Tag:</w:t>
+      </w:r>
+      <w:r>
+        <w:t xml:space="preserve"> Exists, length between 30-60 characters. </w:t>
+      </w:r>
+    </w:p>
+    <w:p>
       <w:r>
         <w:rPr>
           <w:b/>
           <w:bCs/>
         </w:rPr>
         <w:lastRenderedPageBreak/>
-        <w:t>Meta Description:</w:t>
-      </w:r>
-      <w:r>
-        <w:t> Exists, unique, 50-160 chars.</w:t>
-      </w:r>
-    </w:p>
-    <w:p>
-      <w:pPr>
-        <w:numPr>
-          <w:ilvl w:val="0"/>
-          <w:numId w:val="54"/>
-        </w:numPr>
-      </w:pPr>
-      <w:r>
-        <w:rPr>
-          <w:b/>
-          <w:bCs/>
-        </w:rPr>
-        <w:t>URL Structure:</w:t>
-      </w:r>
-      <w:r>
-        <w:t> Clean, shallow depth, hyphenated, no bad params.</w:t>
-      </w:r>
-    </w:p>
-    <w:p>
-      <w:pPr>
-        <w:numPr>
-          <w:ilvl w:val="0"/>
-          <w:numId w:val="54"/>
-        </w:numPr>
-      </w:pPr>
-      <w:r>
-        <w:rPr>
-          <w:b/>
-          <w:bCs/>
-        </w:rPr>
-        <w:t>Canonical Tag:</w:t>
-      </w:r>
-      <w:r>
-        <w:t> Self-referencing and valid.</w:t>
-      </w:r>
-    </w:p>
-    <w:p>
-      <w:pPr>
-        <w:numPr>
-          <w:ilvl w:val="0"/>
-          <w:numId w:val="54"/>
-        </w:numPr>
-      </w:pPr>
-      <w:r>
-        <w:rPr>
-          <w:b/>
-          <w:bCs/>
-        </w:rPr>
-        <w:t>HTTPS:</w:t>
-      </w:r>
-      <w:r>
-        <w:t> Secure protocol used.</w:t>
-      </w:r>
-    </w:p>
-    <w:p>
-      <w:pPr>
-        <w:pStyle w:val="ListParagraph"/>
-        <w:numPr>
-          <w:ilvl w:val="0"/>
-          <w:numId w:val="53"/>
-        </w:numPr>
-        <w:rPr>
-          <w:b/>
-          <w:bCs/>
-        </w:rPr>
-      </w:pPr>
-      <w:r>
-        <w:rPr>
-          <w:b/>
-          <w:bCs/>
-        </w:rPr>
-        <w:t>Content &amp; Semantics</w:t>
-      </w:r>
-    </w:p>
-    <w:p>
-      <w:pPr>
-        <w:numPr>
-          <w:ilvl w:val="0"/>
-          <w:numId w:val="56"/>
-        </w:numPr>
-      </w:pPr>
-      <w:r>
-        <w:rPr>
-          <w:b/>
-          <w:bCs/>
-        </w:rPr>
-        <w:t>H1 Tag:</w:t>
-      </w:r>
-      <w:r>
-        <w:t> Exactly one H1 per page.</w:t>
-      </w:r>
-    </w:p>
-    <w:p>
-      <w:pPr>
-        <w:numPr>
-          <w:ilvl w:val="0"/>
-          <w:numId w:val="56"/>
-        </w:numPr>
-      </w:pPr>
-      <w:r>
-        <w:rPr>
-          <w:b/>
-          <w:bCs/>
-        </w:rPr>
-        <w:t>Heading Hierarchy:</w:t>
-      </w:r>
-      <w:r>
-        <w:t> Logical nesting (H1 → H2 → H3).</w:t>
-      </w:r>
-    </w:p>
-    <w:p>
-      <w:pPr>
-        <w:numPr>
-          <w:ilvl w:val="0"/>
-          <w:numId w:val="56"/>
-        </w:numPr>
-      </w:pPr>
-      <w:r>
-        <w:rPr>
-          <w:b/>
-          <w:bCs/>
-        </w:rPr>
-        <w:t>Images:</w:t>
-      </w:r>
-      <w:r>
-        <w:t> Alt text present (&gt;75% meaningful) and compressed (&lt;200KB).</w:t>
-      </w:r>
-    </w:p>
-    <w:p>
-      <w:pPr>
-        <w:numPr>
-          <w:ilvl w:val="0"/>
-          <w:numId w:val="56"/>
-        </w:numPr>
-      </w:pPr>
-      <w:r>
-        <w:rPr>
-          <w:b/>
-          <w:bCs/>
-        </w:rPr>
-        <w:t>Video:</w:t>
-      </w:r>
-      <w:r>
-        <w:t> Embedded correctly, lazy-loaded, structured data present.</w:t>
-      </w:r>
-    </w:p>
-    <w:p>
-      <w:pPr>
-        <w:numPr>
-          <w:ilvl w:val="0"/>
-          <w:numId w:val="56"/>
-        </w:numPr>
-      </w:pPr>
-      <w:r>
-        <w:rPr>
-          <w:b/>
-          <w:bCs/>
-        </w:rPr>
-        <w:t>Semantic Tags:</w:t>
-      </w:r>
-      <w:r>
-        <w:t> Usage of &lt;article&gt;, &lt;section&gt;, &lt;header&gt;, &lt;footer&gt;.</w:t>
-      </w:r>
-    </w:p>
-    <w:p>
-      <w:pPr>
-        <w:numPr>
-          <w:ilvl w:val="0"/>
-          <w:numId w:val="56"/>
-        </w:numPr>
-      </w:pPr>
-      <w:r>
-        <w:rPr>
-          <w:b/>
-          <w:bCs/>
-        </w:rPr>
-        <w:t>Links:</w:t>
-      </w:r>
-      <w:r>
-        <w:t> Descriptive anchor text (&gt;75% non-generic).</w:t>
-      </w:r>
-    </w:p>
-    <w:p>
-      <w:pPr>
-        <w:pStyle w:val="ListParagraph"/>
-        <w:numPr>
-          <w:ilvl w:val="0"/>
-          <w:numId w:val="53"/>
-        </w:numPr>
-        <w:rPr>
-          <w:b/>
-          <w:bCs/>
-        </w:rPr>
-      </w:pPr>
-      <w:r>
-        <w:rPr>
-          <w:b/>
-          <w:bCs/>
-        </w:rPr>
-        <w:t>Structure &amp; Uniqueness</w:t>
-      </w:r>
-    </w:p>
-    <w:p>
-      <w:pPr>
-        <w:numPr>
-          <w:ilvl w:val="0"/>
-          <w:numId w:val="58"/>
-        </w:numPr>
-      </w:pPr>
-      <w:r>
-        <w:rPr>
-          <w:b/>
-          <w:bCs/>
-        </w:rPr>
-        <w:t>Pagination:</w:t>
-      </w:r>
-      <w:r>
-        <w:t> </w:t>
-      </w:r>
-      <w:proofErr w:type="spellStart"/>
-      <w:r>
-        <w:t>rel</w:t>
-      </w:r>
-      <w:proofErr w:type="spellEnd"/>
-      <w:r>
-        <w:t>="next/</w:t>
-      </w:r>
-      <w:proofErr w:type="spellStart"/>
-      <w:r>
-        <w:t>prev</w:t>
-      </w:r>
-      <w:proofErr w:type="spellEnd"/>
-      <w:r>
-        <w:t>" or logical links.</w:t>
-      </w:r>
-    </w:p>
-    <w:p>
-      <w:pPr>
-        <w:numPr>
-          <w:ilvl w:val="0"/>
-          <w:numId w:val="58"/>
-        </w:numPr>
-      </w:pPr>
-      <w:r>
-        <w:rPr>
-          <w:b/>
-          <w:bCs/>
-        </w:rPr>
-        <w:t>Duplicate Content:</w:t>
-      </w:r>
-      <w:r>
-        <w:t> Unique text content &gt; 80%.</w:t>
-      </w:r>
-    </w:p>
-    <w:p>
-      <w:pPr>
-        <w:numPr>
-          <w:ilvl w:val="0"/>
-          <w:numId w:val="58"/>
-        </w:numPr>
-      </w:pPr>
-      <w:r>
-        <w:rPr>
-          <w:b/>
-          <w:bCs/>
-        </w:rPr>
-        <w:t>URL Slug:</w:t>
-      </w:r>
-      <w:r>
-        <w:t> Clean, keyword-relevant, ≤ 25 chars.</w:t>
-      </w:r>
-    </w:p>
-    <w:p>
-      <w:pPr>
-        <w:numPr>
-          <w:ilvl w:val="0"/>
-          <w:numId w:val="58"/>
-        </w:numPr>
-      </w:pPr>
-      <w:r>
-        <w:rPr>
-          <w:b/>
-          <w:bCs/>
-        </w:rPr>
-        <w:t>Contextual Linking:</w:t>
-      </w:r>
-      <w:r>
-        <w:t> Links found within main article content (not just nav).</w:t>
-      </w:r>
-    </w:p>
-    <w:p/>
+        <w:t xml:space="preserve">b. Meta Description: </w:t>
+      </w:r>
+      <w:r>
+        <w:t xml:space="preserve">Exists, length between 50-160 characters. </w:t>
+      </w:r>
+    </w:p>
+    <w:p>
+      <w:r>
+        <w:rPr>
+          <w:b/>
+          <w:bCs/>
+        </w:rPr>
+        <w:t>c. URL Structure:</w:t>
+      </w:r>
+      <w:r>
+        <w:t xml:space="preserve"> Clean, lowercase, hyphenated, no query parameters, and shallow depth (≤ 3 segments). </w:t>
+      </w:r>
+    </w:p>
+    <w:p>
+      <w:r>
+        <w:rPr>
+          <w:b/>
+          <w:bCs/>
+        </w:rPr>
+        <w:t>d. Canonical Tag:</w:t>
+      </w:r>
+      <w:r>
+        <w:t xml:space="preserve"> Valid, self-referencing (matches protocol &amp; www), and unique. </w:t>
+      </w:r>
+    </w:p>
+    <w:p>
+      <w:r>
+        <w:rPr>
+          <w:b/>
+          <w:bCs/>
+        </w:rPr>
+        <w:t>e. HTTPS:</w:t>
+      </w:r>
+      <w:r>
+        <w:t xml:space="preserve"> Site successfully served over secure protocol.</w:t>
+      </w:r>
+    </w:p>
+    <w:p>
+      <w:pPr>
+        <w:rPr>
+          <w:b/>
+          <w:bCs/>
+        </w:rPr>
+      </w:pPr>
+      <w:r>
+        <w:rPr>
+          <w:b/>
+          <w:bCs/>
+        </w:rPr>
+        <w:t>II. Content &amp; Semantics</w:t>
+      </w:r>
+    </w:p>
+    <w:p>
+      <w:r>
+        <w:rPr>
+          <w:b/>
+          <w:bCs/>
+        </w:rPr>
+        <w:t xml:space="preserve"> a. H1 Tag:</w:t>
+      </w:r>
+      <w:r>
+        <w:t xml:space="preserve"> Exactly one H1 tag per page. </w:t>
+      </w:r>
+    </w:p>
+    <w:p>
+      <w:r>
+        <w:rPr>
+          <w:b/>
+          <w:bCs/>
+        </w:rPr>
+        <w:t>b. Heading Hierarchy:</w:t>
+      </w:r>
+      <w:r>
+        <w:t xml:space="preserve"> Logical nesting order (H1 → H2 → H3) with no skipped levels. </w:t>
+      </w:r>
+    </w:p>
+    <w:p>
+      <w:r>
+        <w:rPr>
+          <w:b/>
+          <w:bCs/>
+        </w:rPr>
+        <w:t>c. Images:</w:t>
+      </w:r>
+      <w:r>
+        <w:t xml:space="preserve"> Weighted Score: Alt Text (50%), Meaningful Alt (20%), Title Attribute (10%), and File Size &lt; 150KB (20%). </w:t>
+      </w:r>
+    </w:p>
+    <w:p>
+      <w:r>
+        <w:rPr>
+          <w:b/>
+          <w:bCs/>
+        </w:rPr>
+        <w:t>d. Video:</w:t>
+      </w:r>
+      <w:r>
+        <w:t xml:space="preserve"> Checks for embedding, lazy-loading, and metadata attributes. </w:t>
+      </w:r>
+    </w:p>
+    <w:p>
+      <w:r>
+        <w:rPr>
+          <w:b/>
+          <w:bCs/>
+        </w:rPr>
+        <w:t>e. Semantic Tags:</w:t>
+      </w:r>
+      <w:r>
+        <w:t xml:space="preserve"> Usage of core tags (main, nav, header, footer, article, section). </w:t>
+      </w:r>
+    </w:p>
+    <w:p>
+      <w:r>
+        <w:rPr>
+          <w:b/>
+          <w:bCs/>
+        </w:rPr>
+        <w:t xml:space="preserve">f. Links: </w:t>
+      </w:r>
+      <w:r>
+        <w:t>Anchor text analysis (&gt;75% non-generic).</w:t>
+      </w:r>
+    </w:p>
+    <w:p>
+      <w:pPr>
+        <w:rPr>
+          <w:b/>
+          <w:bCs/>
+        </w:rPr>
+      </w:pPr>
+      <w:r>
+        <w:rPr>
+          <w:b/>
+          <w:bCs/>
+        </w:rPr>
+        <w:t>III. Structure &amp; Uniqueness</w:t>
+      </w:r>
+    </w:p>
+    <w:p>
+      <w:r>
+        <w:rPr>
+          <w:b/>
+          <w:bCs/>
+        </w:rPr>
+        <w:t xml:space="preserve"> a. Duplicate Content:</w:t>
+      </w:r>
+      <w:r>
+        <w:t xml:space="preserve"> Checks for thin content (&lt;300 words) and sentence repetition (&lt;10%).</w:t>
+      </w:r>
+    </w:p>
+    <w:p>
+      <w:r>
+        <w:rPr>
+          <w:b/>
+          <w:bCs/>
+        </w:rPr>
+        <w:t>b. URL Slug:</w:t>
+      </w:r>
+      <w:r>
+        <w:t xml:space="preserve"> Checks last segment: ≤ 50 chars, lowercase, no underscores. </w:t>
+      </w:r>
+    </w:p>
+    <w:p>
+      <w:r>
+        <w:rPr>
+          <w:b/>
+          <w:bCs/>
+        </w:rPr>
+        <w:t>c. Contextual Linking:</w:t>
+      </w:r>
+      <w:r>
+        <w:t xml:space="preserve"> Verifies internal links exist within the main content area.</w:t>
+      </w:r>
+    </w:p>
     <w:p>
       <w:r>
         <w:pict w14:anchorId="0C778F89">
@@ -3260,18 +3124,18 @@
           <w:szCs w:val="28"/>
         </w:rPr>
         <w:pict w14:anchorId="39252924">
-          <v:rect id="_x0000_i1037" style="width:0;height:0" o:hralign="center" o:hrstd="t" o:hrnoshade="t" o:hr="t" fillcolor="#374151" stroked="f"/>
-        </w:pict>
-      </w:r>
-    </w:p>
-    <w:p>
-      <w:r>
-        <w:pict w14:anchorId="61CA2C5F">
           <v:rect id="_x0000_i1026" style="width:0;height:0" o:hralign="center" o:hrstd="t" o:hrnoshade="t" o:hr="t" fillcolor="#374151" stroked="f"/>
         </w:pict>
       </w:r>
     </w:p>
     <w:p>
+      <w:r>
+        <w:pict w14:anchorId="61CA2C5F">
+          <v:rect id="_x0000_i1027" style="width:0;height:0" o:hralign="center" o:hrstd="t" o:hrnoshade="t" o:hr="t" fillcolor="#374151" stroked="f"/>
+        </w:pict>
+      </w:r>
+    </w:p>
+    <w:p>
       <w:pPr>
         <w:rPr>
           <w:b/>
@@ -3685,7 +3549,7 @@
     <w:p>
       <w:r>
         <w:pict w14:anchorId="24151BCB">
-          <v:rect id="_x0000_i1027" style="width:0;height:0" o:hralign="center" o:hrstd="t" o:hrnoshade="t" o:hr="t" fillcolor="#374151" stroked="f"/>
+          <v:rect id="_x0000_i1028" style="width:0;height:0" o:hralign="center" o:hrstd="t" o:hrnoshade="t" o:hr="t" fillcolor="#374151" stroked="f"/>
         </w:pict>
       </w:r>
     </w:p>
@@ -9886,6 +9750,119 @@
     </w:lvl>
   </w:abstractNum>
   <w:abstractNum w:abstractNumId="47" w15:restartNumberingAfterBreak="0">
+    <w:nsid w:val="659729D6"/>
+    <w:multiLevelType w:val="multilevel"/>
+    <w:tmpl w:val="7716EFAE"/>
+    <w:lvl w:ilvl="0">
+      <w:start w:val="2"/>
+      <w:numFmt w:val="decimal"/>
+      <w:lvlText w:val="%1."/>
+      <w:lvlJc w:val="left"/>
+      <w:pPr>
+        <w:tabs>
+          <w:tab w:val="num" w:pos="720"/>
+        </w:tabs>
+        <w:ind w:left="720" w:hanging="360"/>
+      </w:pPr>
+    </w:lvl>
+    <w:lvl w:ilvl="1" w:tentative="1">
+      <w:start w:val="1"/>
+      <w:numFmt w:val="decimal"/>
+      <w:lvlText w:val="%2."/>
+      <w:lvlJc w:val="left"/>
+      <w:pPr>
+        <w:tabs>
+          <w:tab w:val="num" w:pos="1440"/>
+        </w:tabs>
+        <w:ind w:left="1440" w:hanging="360"/>
+      </w:pPr>
+    </w:lvl>
+    <w:lvl w:ilvl="2" w:tentative="1">
+      <w:start w:val="1"/>
+      <w:numFmt w:val="decimal"/>
+      <w:lvlText w:val="%3."/>
+      <w:lvlJc w:val="left"/>
+      <w:pPr>
+        <w:tabs>
+          <w:tab w:val="num" w:pos="2160"/>
+        </w:tabs>
+        <w:ind w:left="2160" w:hanging="360"/>
+      </w:pPr>
+    </w:lvl>
+    <w:lvl w:ilvl="3" w:tentative="1">
+      <w:start w:val="1"/>
+      <w:numFmt w:val="decimal"/>
+      <w:lvlText w:val="%4."/>
+      <w:lvlJc w:val="left"/>
+      <w:pPr>
+        <w:tabs>
+          <w:tab w:val="num" w:pos="2880"/>
+        </w:tabs>
+        <w:ind w:left="2880" w:hanging="360"/>
+      </w:pPr>
+    </w:lvl>
+    <w:lvl w:ilvl="4" w:tentative="1">
+      <w:start w:val="1"/>
+      <w:numFmt w:val="decimal"/>
+      <w:lvlText w:val="%5."/>
+      <w:lvlJc w:val="left"/>
+      <w:pPr>
+        <w:tabs>
+          <w:tab w:val="num" w:pos="3600"/>
+        </w:tabs>
+        <w:ind w:left="3600" w:hanging="360"/>
+      </w:pPr>
+    </w:lvl>
+    <w:lvl w:ilvl="5" w:tentative="1">
+      <w:start w:val="1"/>
+      <w:numFmt w:val="decimal"/>
+      <w:lvlText w:val="%6."/>
+      <w:lvlJc w:val="left"/>
+      <w:pPr>
+        <w:tabs>
+          <w:tab w:val="num" w:pos="4320"/>
+        </w:tabs>
+        <w:ind w:left="4320" w:hanging="360"/>
+      </w:pPr>
+    </w:lvl>
+    <w:lvl w:ilvl="6" w:tentative="1">
+      <w:start w:val="1"/>
+      <w:numFmt w:val="decimal"/>
+      <w:lvlText w:val="%7."/>
+      <w:lvlJc w:val="left"/>
+      <w:pPr>
+        <w:tabs>
+          <w:tab w:val="num" w:pos="5040"/>
+        </w:tabs>
+        <w:ind w:left="5040" w:hanging="360"/>
+      </w:pPr>
+    </w:lvl>
+    <w:lvl w:ilvl="7" w:tentative="1">
+      <w:start w:val="1"/>
+      <w:numFmt w:val="decimal"/>
+      <w:lvlText w:val="%8."/>
+      <w:lvlJc w:val="left"/>
+      <w:pPr>
+        <w:tabs>
+          <w:tab w:val="num" w:pos="5760"/>
+        </w:tabs>
+        <w:ind w:left="5760" w:hanging="360"/>
+      </w:pPr>
+    </w:lvl>
+    <w:lvl w:ilvl="8" w:tentative="1">
+      <w:start w:val="1"/>
+      <w:numFmt w:val="decimal"/>
+      <w:lvlText w:val="%9."/>
+      <w:lvlJc w:val="left"/>
+      <w:pPr>
+        <w:tabs>
+          <w:tab w:val="num" w:pos="6480"/>
+        </w:tabs>
+        <w:ind w:left="6480" w:hanging="360"/>
+      </w:pPr>
+    </w:lvl>
+  </w:abstractNum>
+  <w:abstractNum w:abstractNumId="48" w15:restartNumberingAfterBreak="0">
     <w:nsid w:val="66144ADA"/>
     <w:multiLevelType w:val="multilevel"/>
     <w:tmpl w:val="A4C6AC74"/>
@@ -10034,7 +10011,7 @@
       </w:rPr>
     </w:lvl>
   </w:abstractNum>
-  <w:abstractNum w:abstractNumId="48" w15:restartNumberingAfterBreak="0">
+  <w:abstractNum w:abstractNumId="49" w15:restartNumberingAfterBreak="0">
     <w:nsid w:val="6B8403F8"/>
     <w:multiLevelType w:val="multilevel"/>
     <w:tmpl w:val="5B68FACA"/>
@@ -10183,7 +10160,7 @@
       </w:rPr>
     </w:lvl>
   </w:abstractNum>
-  <w:abstractNum w:abstractNumId="49" w15:restartNumberingAfterBreak="0">
+  <w:abstractNum w:abstractNumId="50" w15:restartNumberingAfterBreak="0">
     <w:nsid w:val="6BCE0C74"/>
     <w:multiLevelType w:val="multilevel"/>
     <w:tmpl w:val="C0C25932"/>
@@ -10332,7 +10309,7 @@
       </w:rPr>
     </w:lvl>
   </w:abstractNum>
-  <w:abstractNum w:abstractNumId="50" w15:restartNumberingAfterBreak="0">
+  <w:abstractNum w:abstractNumId="51" w15:restartNumberingAfterBreak="0">
     <w:nsid w:val="6E7B2997"/>
     <w:multiLevelType w:val="hybridMultilevel"/>
     <w:tmpl w:val="A6F23ECA"/>
@@ -10418,7 +10395,7 @@
       </w:pPr>
     </w:lvl>
   </w:abstractNum>
-  <w:abstractNum w:abstractNumId="51" w15:restartNumberingAfterBreak="0">
+  <w:abstractNum w:abstractNumId="52" w15:restartNumberingAfterBreak="0">
     <w:nsid w:val="6EC30117"/>
     <w:multiLevelType w:val="multilevel"/>
     <w:tmpl w:val="FFAC2E36"/>
@@ -10567,7 +10544,7 @@
       </w:rPr>
     </w:lvl>
   </w:abstractNum>
-  <w:abstractNum w:abstractNumId="52" w15:restartNumberingAfterBreak="0">
+  <w:abstractNum w:abstractNumId="53" w15:restartNumberingAfterBreak="0">
     <w:nsid w:val="70897E3C"/>
     <w:multiLevelType w:val="hybridMultilevel"/>
     <w:tmpl w:val="51884D68"/>
@@ -10653,7 +10630,7 @@
       </w:pPr>
     </w:lvl>
   </w:abstractNum>
-  <w:abstractNum w:abstractNumId="53" w15:restartNumberingAfterBreak="0">
+  <w:abstractNum w:abstractNumId="54" w15:restartNumberingAfterBreak="0">
     <w:nsid w:val="753B353C"/>
     <w:multiLevelType w:val="multilevel"/>
     <w:tmpl w:val="FD100BE4"/>
@@ -10802,7 +10779,7 @@
       </w:rPr>
     </w:lvl>
   </w:abstractNum>
-  <w:abstractNum w:abstractNumId="54" w15:restartNumberingAfterBreak="0">
+  <w:abstractNum w:abstractNumId="55" w15:restartNumberingAfterBreak="0">
     <w:nsid w:val="75F2068E"/>
     <w:multiLevelType w:val="hybridMultilevel"/>
     <w:tmpl w:val="7118423E"/>
@@ -10888,7 +10865,7 @@
       </w:pPr>
     </w:lvl>
   </w:abstractNum>
-  <w:abstractNum w:abstractNumId="55" w15:restartNumberingAfterBreak="0">
+  <w:abstractNum w:abstractNumId="56" w15:restartNumberingAfterBreak="0">
     <w:nsid w:val="7CA922D4"/>
     <w:multiLevelType w:val="multilevel"/>
     <w:tmpl w:val="25E4EA06"/>
@@ -11037,7 +11014,7 @@
       </w:rPr>
     </w:lvl>
   </w:abstractNum>
-  <w:abstractNum w:abstractNumId="56" w15:restartNumberingAfterBreak="0">
+  <w:abstractNum w:abstractNumId="57" w15:restartNumberingAfterBreak="0">
     <w:nsid w:val="7CF04E70"/>
     <w:multiLevelType w:val="hybridMultilevel"/>
     <w:tmpl w:val="D0CCBE6A"/>
@@ -11123,7 +11100,7 @@
       </w:pPr>
     </w:lvl>
   </w:abstractNum>
-  <w:abstractNum w:abstractNumId="57" w15:restartNumberingAfterBreak="0">
+  <w:abstractNum w:abstractNumId="58" w15:restartNumberingAfterBreak="0">
     <w:nsid w:val="7FC04BCF"/>
     <w:multiLevelType w:val="hybridMultilevel"/>
     <w:tmpl w:val="146A7DCE"/>
@@ -11219,13 +11196,13 @@
     <w:abstractNumId w:val="14"/>
   </w:num>
   <w:num w:numId="4" w16cid:durableId="1451120372">
-    <w:abstractNumId w:val="53"/>
+    <w:abstractNumId w:val="54"/>
   </w:num>
   <w:num w:numId="5" w16cid:durableId="260646096">
     <w:abstractNumId w:val="3"/>
   </w:num>
   <w:num w:numId="6" w16cid:durableId="378895342">
-    <w:abstractNumId w:val="49"/>
+    <w:abstractNumId w:val="50"/>
   </w:num>
   <w:num w:numId="7" w16cid:durableId="1804226532">
     <w:abstractNumId w:val="18"/>
@@ -11252,7 +11229,7 @@
     <w:abstractNumId w:val="7"/>
   </w:num>
   <w:num w:numId="15" w16cid:durableId="252667684">
-    <w:abstractNumId w:val="51"/>
+    <w:abstractNumId w:val="52"/>
   </w:num>
   <w:num w:numId="16" w16cid:durableId="1796293981">
     <w:abstractNumId w:val="20"/>
@@ -11273,7 +11250,7 @@
     <w:abstractNumId w:val="10"/>
   </w:num>
   <w:num w:numId="22" w16cid:durableId="483473857">
-    <w:abstractNumId w:val="47"/>
+    <w:abstractNumId w:val="48"/>
   </w:num>
   <w:num w:numId="23" w16cid:durableId="1707217073">
     <w:abstractNumId w:val="29"/>
@@ -11297,7 +11274,7 @@
     <w:abstractNumId w:val="37"/>
   </w:num>
   <w:num w:numId="30" w16cid:durableId="1204051574">
-    <w:abstractNumId w:val="55"/>
+    <w:abstractNumId w:val="56"/>
   </w:num>
   <w:num w:numId="31" w16cid:durableId="90048361">
     <w:abstractNumId w:val="46"/>
@@ -11330,7 +11307,7 @@
     <w:abstractNumId w:val="6"/>
   </w:num>
   <w:num w:numId="41" w16cid:durableId="585768720">
-    <w:abstractNumId w:val="52"/>
+    <w:abstractNumId w:val="53"/>
   </w:num>
   <w:num w:numId="42" w16cid:durableId="1930580907">
     <w:abstractNumId w:val="27"/>
@@ -11348,7 +11325,7 @@
     <w:abstractNumId w:val="17"/>
   </w:num>
   <w:num w:numId="47" w16cid:durableId="2119716184">
-    <w:abstractNumId w:val="56"/>
+    <w:abstractNumId w:val="57"/>
   </w:num>
   <w:num w:numId="48" w16cid:durableId="1988701949">
     <w:abstractNumId w:val="25"/>
@@ -11360,13 +11337,13 @@
     <w:abstractNumId w:val="31"/>
   </w:num>
   <w:num w:numId="51" w16cid:durableId="1818107768">
-    <w:abstractNumId w:val="54"/>
+    <w:abstractNumId w:val="55"/>
   </w:num>
   <w:num w:numId="52" w16cid:durableId="1678579327">
-    <w:abstractNumId w:val="48"/>
+    <w:abstractNumId w:val="49"/>
   </w:num>
   <w:num w:numId="53" w16cid:durableId="586697605">
-    <w:abstractNumId w:val="50"/>
+    <w:abstractNumId w:val="51"/>
   </w:num>
   <w:num w:numId="54" w16cid:durableId="1793133633">
     <w:abstractNumId w:val="21"/>
@@ -11378,10 +11355,13 @@
     <w:abstractNumId w:val="1"/>
   </w:num>
   <w:num w:numId="57" w16cid:durableId="263803598">
-    <w:abstractNumId w:val="57"/>
+    <w:abstractNumId w:val="58"/>
   </w:num>
   <w:num w:numId="58" w16cid:durableId="195654460">
     <w:abstractNumId w:val="30"/>
+  </w:num>
+  <w:num w:numId="59" w16cid:durableId="1307003869">
+    <w:abstractNumId w:val="47"/>
   </w:num>
 </w:numbering>
 </file>
@@ -11989,7 +11969,6 @@
   <w:style w:type="character" w:default="1" w:styleId="DefaultParagraphFont">
     <w:name w:val="Default Paragraph Font"/>
     <w:uiPriority w:val="1"/>
-    <w:semiHidden/>
     <w:unhideWhenUsed/>
   </w:style>
   <w:style w:type="table" w:default="1" w:styleId="TableNormal">
